--- a/Tailored_CVs/Shinoy_Gazelle_Global_Senior_Mobile_QA_Engineer.docx
+++ b/Tailored_CVs/Shinoy_Gazelle_Global_Senior_Mobile_QA_Engineer.docx
@@ -70,7 +70,7 @@
           <w:b w:val="0"/>
           <w:sz w:val="19"/>
         </w:rPr>
-        <w:t>I am a QA automation engineer with over 8 years of experience building scalable test frameworks and integrating tests into CI/CD pipelines. While my background is primarily in web applications and backend validation using Java and TypeScript, I have strong experience developing automated frameworks and working closely with development teams. I hold a valid EU residence permit and am based in the Netherlands.</w:t>
+        <w:t>I am a QA automation engineer with over eight years of experience building scalable test frameworks and integrating tests into CI/CD pipelines. While my background is primarily in web and backend testing rather than native mobile development, I bring strong expertise in Java, TypeScript, and test infrastructure. I am based in the Netherlands with a valid EU residence permit and ready to contribute to platform quality efforts.</w:t>
       </w:r>
     </w:p>
     <w:p>
@@ -288,7 +288,7 @@
           <w:b w:val="0"/>
           <w:sz w:val="18"/>
         </w:rPr>
-        <w:t>▸ Implemented CI/CD pipelines and ran scheduled automation regression test builds using Jenkins while provisioning test environments with Terraform and AWS.</w:t>
+        <w:t>▸ Implemented CI/CD pipelines and ran scheduled regression test builds using Jenkins while provisioning test environments with Terraform and AWS.</w:t>
       </w:r>
     </w:p>
     <w:p>
@@ -301,7 +301,7 @@
           <w:b w:val="0"/>
           <w:sz w:val="18"/>
         </w:rPr>
-        <w:t>▸ Migrated automation frameworks for endtoend workflows within a microservices architecture, boosting execution efficiency by 20%.</w:t>
+        <w:t>▸ Built and maintained scalable automation frameworks utilizing Java Selenium WebDriver and TypeScript WDIO for enterprise applications.</w:t>
       </w:r>
     </w:p>
     <w:p>
@@ -314,7 +314,7 @@
           <w:b w:val="0"/>
           <w:sz w:val="18"/>
         </w:rPr>
-        <w:t>▸ Executed complex SQL queries to validate massive datasets and ensure strict data integrity across backend workflows.</w:t>
+        <w:t>▸ Streamlined test generation and deployment scripts utilizing AI tools like Gemini Code Assist to improve delivery efficiency.</w:t>
       </w:r>
     </w:p>
     <w:p>
@@ -327,7 +327,7 @@
           <w:b w:val="0"/>
           <w:sz w:val="18"/>
         </w:rPr>
-        <w:t>▸ Streamlined complex test generation and deployment scripts utilizing AI tools like Gemini Code Assist.</w:t>
+        <w:t>▸ Collaborated with crossfunctional teams and SREs to explain release objectives, identify bottlenecks, and reduce defect leakage.</w:t>
       </w:r>
     </w:p>
     <w:p>
